--- a/output/age_trait_assoc_frmt.docx
+++ b/output/age_trait_assoc_frmt.docx
@@ -22,7 +22,6 @@
           <w:trHeight w:val="360" w:hRule="auto"/>
           <w:tblHeader/>
         </w:trPr>
-        header1
         <w:tc>
           <w:tcPr>
             <w:tcBorders>
@@ -57,17 +56,19 @@
                 <w:i w:val="false"/>
                 <w:b w:val="false"/>
                 <w:u w:val="none"/>
-                <w:sz w:val="24"/>
-                <w:szCs w:val="24"/>
-                <w:color w:val="000000"/>
-              </w:rPr>
-            </w:pPr>
-            <w:r>
-              <w:rPr>
-                <w:rFonts w:ascii="Times New Roman" w:hAnsi="Times New Roman" w:eastAsia="Times New Roman" w:cs="Times New Roman"/>
-                <w:i w:val="false"/>
-                <w:b w:val="false"/>
-                <w:u w:val="none"/>
+                <w:strike w:val="false"/>
+                <w:sz w:val="24"/>
+                <w:szCs w:val="24"/>
+                <w:color w:val="000000"/>
+              </w:rPr>
+            </w:pPr>
+            <w:r>
+              <w:rPr>
+                <w:rFonts w:ascii="Times New Roman" w:hAnsi="Times New Roman" w:eastAsia="Times New Roman" w:cs="Times New Roman"/>
+                <w:i w:val="false"/>
+                <w:b w:val="false"/>
+                <w:u w:val="none"/>
+                <w:strike w:val="false"/>
                 <w:sz w:val="24"/>
                 <w:szCs w:val="24"/>
                 <w:color w:val="000000"/>
@@ -110,17 +111,19 @@
                 <w:i w:val="false"/>
                 <w:b w:val="false"/>
                 <w:u w:val="none"/>
-                <w:sz w:val="24"/>
-                <w:szCs w:val="24"/>
-                <w:color w:val="000000"/>
-              </w:rPr>
-            </w:pPr>
-            <w:r>
-              <w:rPr>
-                <w:rFonts w:ascii="Times New Roman" w:hAnsi="Times New Roman" w:eastAsia="Times New Roman" w:cs="Times New Roman"/>
-                <w:i w:val="false"/>
-                <w:b w:val="false"/>
-                <w:u w:val="none"/>
+                <w:strike w:val="false"/>
+                <w:sz w:val="24"/>
+                <w:szCs w:val="24"/>
+                <w:color w:val="000000"/>
+              </w:rPr>
+            </w:pPr>
+            <w:r>
+              <w:rPr>
+                <w:rFonts w:ascii="Times New Roman" w:hAnsi="Times New Roman" w:eastAsia="Times New Roman" w:cs="Times New Roman"/>
+                <w:i w:val="false"/>
+                <w:b w:val="false"/>
+                <w:u w:val="none"/>
+                <w:strike w:val="false"/>
                 <w:sz w:val="24"/>
                 <w:szCs w:val="24"/>
                 <w:color w:val="000000"/>
@@ -163,17 +166,19 @@
                 <w:i w:val="false"/>
                 <w:b w:val="false"/>
                 <w:u w:val="none"/>
-                <w:sz w:val="24"/>
-                <w:szCs w:val="24"/>
-                <w:color w:val="000000"/>
-              </w:rPr>
-            </w:pPr>
-            <w:r>
-              <w:rPr>
-                <w:rFonts w:ascii="Times New Roman" w:hAnsi="Times New Roman" w:eastAsia="Times New Roman" w:cs="Times New Roman"/>
-                <w:i w:val="false"/>
-                <w:b w:val="false"/>
-                <w:u w:val="none"/>
+                <w:strike w:val="false"/>
+                <w:sz w:val="24"/>
+                <w:szCs w:val="24"/>
+                <w:color w:val="000000"/>
+              </w:rPr>
+            </w:pPr>
+            <w:r>
+              <w:rPr>
+                <w:rFonts w:ascii="Times New Roman" w:hAnsi="Times New Roman" w:eastAsia="Times New Roman" w:cs="Times New Roman"/>
+                <w:i w:val="false"/>
+                <w:b w:val="false"/>
+                <w:u w:val="none"/>
+                <w:strike w:val="false"/>
                 <w:sz w:val="24"/>
                 <w:szCs w:val="24"/>
                 <w:color w:val="000000"/>
@@ -216,6 +221,7 @@
                 <w:i w:val="true"/>
                 <w:b w:val="false"/>
                 <w:u w:val="none"/>
+                <w:strike w:val="false"/>
                 <w:sz w:val="24"/>
                 <w:szCs w:val="24"/>
                 <w:color w:val="000000"/>
@@ -227,6 +233,7 @@
                 <w:i w:val="true"/>
                 <w:b w:val="false"/>
                 <w:u w:val="none"/>
+                <w:strike w:val="false"/>
                 <w:sz w:val="24"/>
                 <w:szCs w:val="24"/>
                 <w:color w:val="000000"/>
@@ -269,17 +276,19 @@
                 <w:i w:val="false"/>
                 <w:b w:val="false"/>
                 <w:u w:val="none"/>
-                <w:sz w:val="24"/>
-                <w:szCs w:val="24"/>
-                <w:color w:val="000000"/>
-              </w:rPr>
-            </w:pPr>
-            <w:r>
-              <w:rPr>
-                <w:rFonts w:ascii="Times New Roman" w:hAnsi="Times New Roman" w:eastAsia="Times New Roman" w:cs="Times New Roman"/>
-                <w:i w:val="false"/>
-                <w:b w:val="false"/>
-                <w:u w:val="none"/>
+                <w:strike w:val="false"/>
+                <w:sz w:val="24"/>
+                <w:szCs w:val="24"/>
+                <w:color w:val="000000"/>
+              </w:rPr>
+            </w:pPr>
+            <w:r>
+              <w:rPr>
+                <w:rFonts w:ascii="Times New Roman" w:hAnsi="Times New Roman" w:eastAsia="Times New Roman" w:cs="Times New Roman"/>
+                <w:i w:val="false"/>
+                <w:b w:val="false"/>
+                <w:u w:val="none"/>
+                <w:strike w:val="false"/>
                 <w:sz w:val="24"/>
                 <w:szCs w:val="24"/>
                 <w:color w:val="000000"/>
@@ -293,7 +302,6 @@
         <w:trPr>
           <w:trHeight w:val="360" w:hRule="auto"/>
         </w:trPr>
-        body1
         <w:tc>
           <w:tcPr>
             <w:tcBorders>
@@ -328,17 +336,19 @@
                 <w:i w:val="false"/>
                 <w:b w:val="false"/>
                 <w:u w:val="none"/>
-                <w:sz w:val="24"/>
-                <w:szCs w:val="24"/>
-                <w:color w:val="000000"/>
-              </w:rPr>
-            </w:pPr>
-            <w:r>
-              <w:rPr>
-                <w:rFonts w:ascii="Times New Roman" w:hAnsi="Times New Roman" w:eastAsia="Times New Roman" w:cs="Times New Roman"/>
-                <w:i w:val="false"/>
-                <w:b w:val="false"/>
-                <w:u w:val="none"/>
+                <w:strike w:val="false"/>
+                <w:sz w:val="24"/>
+                <w:szCs w:val="24"/>
+                <w:color w:val="000000"/>
+              </w:rPr>
+            </w:pPr>
+            <w:r>
+              <w:rPr>
+                <w:rFonts w:ascii="Times New Roman" w:hAnsi="Times New Roman" w:eastAsia="Times New Roman" w:cs="Times New Roman"/>
+                <w:i w:val="false"/>
+                <w:b w:val="false"/>
+                <w:u w:val="none"/>
+                <w:strike w:val="false"/>
                 <w:sz w:val="24"/>
                 <w:szCs w:val="24"/>
                 <w:color w:val="000000"/>
@@ -381,17 +391,19 @@
                 <w:i w:val="false"/>
                 <w:b w:val="false"/>
                 <w:u w:val="none"/>
-                <w:sz w:val="24"/>
-                <w:szCs w:val="24"/>
-                <w:color w:val="000000"/>
-              </w:rPr>
-            </w:pPr>
-            <w:r>
-              <w:rPr>
-                <w:rFonts w:ascii="Times New Roman" w:hAnsi="Times New Roman" w:eastAsia="Times New Roman" w:cs="Times New Roman"/>
-                <w:i w:val="false"/>
-                <w:b w:val="false"/>
-                <w:u w:val="none"/>
+                <w:strike w:val="false"/>
+                <w:sz w:val="24"/>
+                <w:szCs w:val="24"/>
+                <w:color w:val="000000"/>
+              </w:rPr>
+            </w:pPr>
+            <w:r>
+              <w:rPr>
+                <w:rFonts w:ascii="Times New Roman" w:hAnsi="Times New Roman" w:eastAsia="Times New Roman" w:cs="Times New Roman"/>
+                <w:i w:val="false"/>
+                <w:b w:val="false"/>
+                <w:u w:val="none"/>
+                <w:strike w:val="false"/>
                 <w:sz w:val="24"/>
                 <w:szCs w:val="24"/>
                 <w:color w:val="000000"/>
@@ -434,17 +446,19 @@
                 <w:i w:val="false"/>
                 <w:b w:val="false"/>
                 <w:u w:val="none"/>
-                <w:sz w:val="24"/>
-                <w:szCs w:val="24"/>
-                <w:color w:val="000000"/>
-              </w:rPr>
-            </w:pPr>
-            <w:r>
-              <w:rPr>
-                <w:rFonts w:ascii="Times New Roman" w:hAnsi="Times New Roman" w:eastAsia="Times New Roman" w:cs="Times New Roman"/>
-                <w:i w:val="false"/>
-                <w:b w:val="false"/>
-                <w:u w:val="none"/>
+                <w:strike w:val="false"/>
+                <w:sz w:val="24"/>
+                <w:szCs w:val="24"/>
+                <w:color w:val="000000"/>
+              </w:rPr>
+            </w:pPr>
+            <w:r>
+              <w:rPr>
+                <w:rFonts w:ascii="Times New Roman" w:hAnsi="Times New Roman" w:eastAsia="Times New Roman" w:cs="Times New Roman"/>
+                <w:i w:val="false"/>
+                <w:b w:val="false"/>
+                <w:u w:val="none"/>
+                <w:strike w:val="false"/>
                 <w:sz w:val="24"/>
                 <w:szCs w:val="24"/>
                 <w:color w:val="000000"/>
@@ -487,17 +501,19 @@
                 <w:i w:val="false"/>
                 <w:b w:val="false"/>
                 <w:u w:val="none"/>
-                <w:sz w:val="24"/>
-                <w:szCs w:val="24"/>
-                <w:color w:val="000000"/>
-              </w:rPr>
-            </w:pPr>
-            <w:r>
-              <w:rPr>
-                <w:rFonts w:ascii="Times New Roman" w:hAnsi="Times New Roman" w:eastAsia="Times New Roman" w:cs="Times New Roman"/>
-                <w:i w:val="false"/>
-                <w:b w:val="false"/>
-                <w:u w:val="none"/>
+                <w:strike w:val="false"/>
+                <w:sz w:val="24"/>
+                <w:szCs w:val="24"/>
+                <w:color w:val="000000"/>
+              </w:rPr>
+            </w:pPr>
+            <w:r>
+              <w:rPr>
+                <w:rFonts w:ascii="Times New Roman" w:hAnsi="Times New Roman" w:eastAsia="Times New Roman" w:cs="Times New Roman"/>
+                <w:i w:val="false"/>
+                <w:b w:val="false"/>
+                <w:u w:val="none"/>
+                <w:strike w:val="false"/>
                 <w:sz w:val="24"/>
                 <w:szCs w:val="24"/>
                 <w:color w:val="000000"/>
@@ -540,17 +556,19 @@
                 <w:i w:val="false"/>
                 <w:b w:val="false"/>
                 <w:u w:val="none"/>
-                <w:sz w:val="24"/>
-                <w:szCs w:val="24"/>
-                <w:color w:val="000000"/>
-              </w:rPr>
-            </w:pPr>
-            <w:r>
-              <w:rPr>
-                <w:rFonts w:ascii="Times New Roman" w:hAnsi="Times New Roman" w:eastAsia="Times New Roman" w:cs="Times New Roman"/>
-                <w:i w:val="false"/>
-                <w:b w:val="false"/>
-                <w:u w:val="none"/>
+                <w:strike w:val="false"/>
+                <w:sz w:val="24"/>
+                <w:szCs w:val="24"/>
+                <w:color w:val="000000"/>
+              </w:rPr>
+            </w:pPr>
+            <w:r>
+              <w:rPr>
+                <w:rFonts w:ascii="Times New Roman" w:hAnsi="Times New Roman" w:eastAsia="Times New Roman" w:cs="Times New Roman"/>
+                <w:i w:val="false"/>
+                <w:b w:val="false"/>
+                <w:u w:val="none"/>
+                <w:strike w:val="false"/>
                 <w:sz w:val="24"/>
                 <w:szCs w:val="24"/>
                 <w:color w:val="000000"/>
@@ -564,7 +582,6 @@
         <w:trPr>
           <w:trHeight w:val="360" w:hRule="auto"/>
         </w:trPr>
-        body2
         <w:tc>
           <w:tcPr>
             <w:tcBorders>
@@ -599,17 +616,19 @@
                 <w:i w:val="false"/>
                 <w:b w:val="false"/>
                 <w:u w:val="none"/>
-                <w:sz w:val="24"/>
-                <w:szCs w:val="24"/>
-                <w:color w:val="000000"/>
-              </w:rPr>
-            </w:pPr>
-            <w:r>
-              <w:rPr>
-                <w:rFonts w:ascii="Times New Roman" w:hAnsi="Times New Roman" w:eastAsia="Times New Roman" w:cs="Times New Roman"/>
-                <w:i w:val="false"/>
-                <w:b w:val="false"/>
-                <w:u w:val="none"/>
+                <w:strike w:val="false"/>
+                <w:sz w:val="24"/>
+                <w:szCs w:val="24"/>
+                <w:color w:val="000000"/>
+              </w:rPr>
+            </w:pPr>
+            <w:r>
+              <w:rPr>
+                <w:rFonts w:ascii="Times New Roman" w:hAnsi="Times New Roman" w:eastAsia="Times New Roman" w:cs="Times New Roman"/>
+                <w:i w:val="false"/>
+                <w:b w:val="false"/>
+                <w:u w:val="none"/>
+                <w:strike w:val="false"/>
                 <w:sz w:val="24"/>
                 <w:szCs w:val="24"/>
                 <w:color w:val="000000"/>
@@ -652,17 +671,19 @@
                 <w:i w:val="false"/>
                 <w:b w:val="false"/>
                 <w:u w:val="none"/>
-                <w:sz w:val="24"/>
-                <w:szCs w:val="24"/>
-                <w:color w:val="000000"/>
-              </w:rPr>
-            </w:pPr>
-            <w:r>
-              <w:rPr>
-                <w:rFonts w:ascii="Times New Roman" w:hAnsi="Times New Roman" w:eastAsia="Times New Roman" w:cs="Times New Roman"/>
-                <w:i w:val="false"/>
-                <w:b w:val="false"/>
-                <w:u w:val="none"/>
+                <w:strike w:val="false"/>
+                <w:sz w:val="24"/>
+                <w:szCs w:val="24"/>
+                <w:color w:val="000000"/>
+              </w:rPr>
+            </w:pPr>
+            <w:r>
+              <w:rPr>
+                <w:rFonts w:ascii="Times New Roman" w:hAnsi="Times New Roman" w:eastAsia="Times New Roman" w:cs="Times New Roman"/>
+                <w:i w:val="false"/>
+                <w:b w:val="false"/>
+                <w:u w:val="none"/>
+                <w:strike w:val="false"/>
                 <w:sz w:val="24"/>
                 <w:szCs w:val="24"/>
                 <w:color w:val="000000"/>
@@ -705,17 +726,19 @@
                 <w:i w:val="false"/>
                 <w:b w:val="false"/>
                 <w:u w:val="none"/>
-                <w:sz w:val="24"/>
-                <w:szCs w:val="24"/>
-                <w:color w:val="000000"/>
-              </w:rPr>
-            </w:pPr>
-            <w:r>
-              <w:rPr>
-                <w:rFonts w:ascii="Times New Roman" w:hAnsi="Times New Roman" w:eastAsia="Times New Roman" w:cs="Times New Roman"/>
-                <w:i w:val="false"/>
-                <w:b w:val="false"/>
-                <w:u w:val="none"/>
+                <w:strike w:val="false"/>
+                <w:sz w:val="24"/>
+                <w:szCs w:val="24"/>
+                <w:color w:val="000000"/>
+              </w:rPr>
+            </w:pPr>
+            <w:r>
+              <w:rPr>
+                <w:rFonts w:ascii="Times New Roman" w:hAnsi="Times New Roman" w:eastAsia="Times New Roman" w:cs="Times New Roman"/>
+                <w:i w:val="false"/>
+                <w:b w:val="false"/>
+                <w:u w:val="none"/>
+                <w:strike w:val="false"/>
                 <w:sz w:val="24"/>
                 <w:szCs w:val="24"/>
                 <w:color w:val="000000"/>
@@ -758,17 +781,19 @@
                 <w:i w:val="false"/>
                 <w:b w:val="false"/>
                 <w:u w:val="none"/>
-                <w:sz w:val="24"/>
-                <w:szCs w:val="24"/>
-                <w:color w:val="000000"/>
-              </w:rPr>
-            </w:pPr>
-            <w:r>
-              <w:rPr>
-                <w:rFonts w:ascii="Times New Roman" w:hAnsi="Times New Roman" w:eastAsia="Times New Roman" w:cs="Times New Roman"/>
-                <w:i w:val="false"/>
-                <w:b w:val="false"/>
-                <w:u w:val="none"/>
+                <w:strike w:val="false"/>
+                <w:sz w:val="24"/>
+                <w:szCs w:val="24"/>
+                <w:color w:val="000000"/>
+              </w:rPr>
+            </w:pPr>
+            <w:r>
+              <w:rPr>
+                <w:rFonts w:ascii="Times New Roman" w:hAnsi="Times New Roman" w:eastAsia="Times New Roman" w:cs="Times New Roman"/>
+                <w:i w:val="false"/>
+                <w:b w:val="false"/>
+                <w:u w:val="none"/>
+                <w:strike w:val="false"/>
                 <w:sz w:val="24"/>
                 <w:szCs w:val="24"/>
                 <w:color w:val="000000"/>
@@ -811,17 +836,19 @@
                 <w:i w:val="false"/>
                 <w:b w:val="false"/>
                 <w:u w:val="none"/>
-                <w:sz w:val="24"/>
-                <w:szCs w:val="24"/>
-                <w:color w:val="000000"/>
-              </w:rPr>
-            </w:pPr>
-            <w:r>
-              <w:rPr>
-                <w:rFonts w:ascii="Times New Roman" w:hAnsi="Times New Roman" w:eastAsia="Times New Roman" w:cs="Times New Roman"/>
-                <w:i w:val="false"/>
-                <w:b w:val="false"/>
-                <w:u w:val="none"/>
+                <w:strike w:val="false"/>
+                <w:sz w:val="24"/>
+                <w:szCs w:val="24"/>
+                <w:color w:val="000000"/>
+              </w:rPr>
+            </w:pPr>
+            <w:r>
+              <w:rPr>
+                <w:rFonts w:ascii="Times New Roman" w:hAnsi="Times New Roman" w:eastAsia="Times New Roman" w:cs="Times New Roman"/>
+                <w:i w:val="false"/>
+                <w:b w:val="false"/>
+                <w:u w:val="none"/>
+                <w:strike w:val="false"/>
                 <w:sz w:val="24"/>
                 <w:szCs w:val="24"/>
                 <w:color w:val="000000"/>
@@ -835,7 +862,6 @@
         <w:trPr>
           <w:trHeight w:val="360" w:hRule="auto"/>
         </w:trPr>
-        body3
         <w:tc>
           <w:tcPr>
             <w:tcBorders>
@@ -870,17 +896,19 @@
                 <w:i w:val="false"/>
                 <w:b w:val="false"/>
                 <w:u w:val="none"/>
-                <w:sz w:val="24"/>
-                <w:szCs w:val="24"/>
-                <w:color w:val="000000"/>
-              </w:rPr>
-            </w:pPr>
-            <w:r>
-              <w:rPr>
-                <w:rFonts w:ascii="Times New Roman" w:hAnsi="Times New Roman" w:eastAsia="Times New Roman" w:cs="Times New Roman"/>
-                <w:i w:val="false"/>
-                <w:b w:val="false"/>
-                <w:u w:val="none"/>
+                <w:strike w:val="false"/>
+                <w:sz w:val="24"/>
+                <w:szCs w:val="24"/>
+                <w:color w:val="000000"/>
+              </w:rPr>
+            </w:pPr>
+            <w:r>
+              <w:rPr>
+                <w:rFonts w:ascii="Times New Roman" w:hAnsi="Times New Roman" w:eastAsia="Times New Roman" w:cs="Times New Roman"/>
+                <w:i w:val="false"/>
+                <w:b w:val="false"/>
+                <w:u w:val="none"/>
+                <w:strike w:val="false"/>
                 <w:sz w:val="24"/>
                 <w:szCs w:val="24"/>
                 <w:color w:val="000000"/>
@@ -923,17 +951,19 @@
                 <w:i w:val="false"/>
                 <w:b w:val="false"/>
                 <w:u w:val="none"/>
-                <w:sz w:val="24"/>
-                <w:szCs w:val="24"/>
-                <w:color w:val="000000"/>
-              </w:rPr>
-            </w:pPr>
-            <w:r>
-              <w:rPr>
-                <w:rFonts w:ascii="Times New Roman" w:hAnsi="Times New Roman" w:eastAsia="Times New Roman" w:cs="Times New Roman"/>
-                <w:i w:val="false"/>
-                <w:b w:val="false"/>
-                <w:u w:val="none"/>
+                <w:strike w:val="false"/>
+                <w:sz w:val="24"/>
+                <w:szCs w:val="24"/>
+                <w:color w:val="000000"/>
+              </w:rPr>
+            </w:pPr>
+            <w:r>
+              <w:rPr>
+                <w:rFonts w:ascii="Times New Roman" w:hAnsi="Times New Roman" w:eastAsia="Times New Roman" w:cs="Times New Roman"/>
+                <w:i w:val="false"/>
+                <w:b w:val="false"/>
+                <w:u w:val="none"/>
+                <w:strike w:val="false"/>
                 <w:sz w:val="24"/>
                 <w:szCs w:val="24"/>
                 <w:color w:val="000000"/>
@@ -976,17 +1006,19 @@
                 <w:i w:val="false"/>
                 <w:b w:val="false"/>
                 <w:u w:val="none"/>
-                <w:sz w:val="24"/>
-                <w:szCs w:val="24"/>
-                <w:color w:val="000000"/>
-              </w:rPr>
-            </w:pPr>
-            <w:r>
-              <w:rPr>
-                <w:rFonts w:ascii="Times New Roman" w:hAnsi="Times New Roman" w:eastAsia="Times New Roman" w:cs="Times New Roman"/>
-                <w:i w:val="false"/>
-                <w:b w:val="false"/>
-                <w:u w:val="none"/>
+                <w:strike w:val="false"/>
+                <w:sz w:val="24"/>
+                <w:szCs w:val="24"/>
+                <w:color w:val="000000"/>
+              </w:rPr>
+            </w:pPr>
+            <w:r>
+              <w:rPr>
+                <w:rFonts w:ascii="Times New Roman" w:hAnsi="Times New Roman" w:eastAsia="Times New Roman" w:cs="Times New Roman"/>
+                <w:i w:val="false"/>
+                <w:b w:val="false"/>
+                <w:u w:val="none"/>
+                <w:strike w:val="false"/>
                 <w:sz w:val="24"/>
                 <w:szCs w:val="24"/>
                 <w:color w:val="000000"/>
@@ -1029,17 +1061,19 @@
                 <w:i w:val="false"/>
                 <w:b w:val="false"/>
                 <w:u w:val="none"/>
-                <w:sz w:val="24"/>
-                <w:szCs w:val="24"/>
-                <w:color w:val="000000"/>
-              </w:rPr>
-            </w:pPr>
-            <w:r>
-              <w:rPr>
-                <w:rFonts w:ascii="Times New Roman" w:hAnsi="Times New Roman" w:eastAsia="Times New Roman" w:cs="Times New Roman"/>
-                <w:i w:val="false"/>
-                <w:b w:val="false"/>
-                <w:u w:val="none"/>
+                <w:strike w:val="false"/>
+                <w:sz w:val="24"/>
+                <w:szCs w:val="24"/>
+                <w:color w:val="000000"/>
+              </w:rPr>
+            </w:pPr>
+            <w:r>
+              <w:rPr>
+                <w:rFonts w:ascii="Times New Roman" w:hAnsi="Times New Roman" w:eastAsia="Times New Roman" w:cs="Times New Roman"/>
+                <w:i w:val="false"/>
+                <w:b w:val="false"/>
+                <w:u w:val="none"/>
+                <w:strike w:val="false"/>
                 <w:sz w:val="24"/>
                 <w:szCs w:val="24"/>
                 <w:color w:val="000000"/>
@@ -1082,17 +1116,19 @@
                 <w:i w:val="false"/>
                 <w:b w:val="false"/>
                 <w:u w:val="none"/>
-                <w:sz w:val="24"/>
-                <w:szCs w:val="24"/>
-                <w:color w:val="000000"/>
-              </w:rPr>
-            </w:pPr>
-            <w:r>
-              <w:rPr>
-                <w:rFonts w:ascii="Times New Roman" w:hAnsi="Times New Roman" w:eastAsia="Times New Roman" w:cs="Times New Roman"/>
-                <w:i w:val="false"/>
-                <w:b w:val="false"/>
-                <w:u w:val="none"/>
+                <w:strike w:val="false"/>
+                <w:sz w:val="24"/>
+                <w:szCs w:val="24"/>
+                <w:color w:val="000000"/>
+              </w:rPr>
+            </w:pPr>
+            <w:r>
+              <w:rPr>
+                <w:rFonts w:ascii="Times New Roman" w:hAnsi="Times New Roman" w:eastAsia="Times New Roman" w:cs="Times New Roman"/>
+                <w:i w:val="false"/>
+                <w:b w:val="false"/>
+                <w:u w:val="none"/>
+                <w:strike w:val="false"/>
                 <w:sz w:val="24"/>
                 <w:szCs w:val="24"/>
                 <w:color w:val="000000"/>
@@ -1106,7 +1142,6 @@
         <w:trPr>
           <w:trHeight w:val="360" w:hRule="auto"/>
         </w:trPr>
-        body4
         <w:tc>
           <w:tcPr>
             <w:tcBorders>
@@ -1141,17 +1176,19 @@
                 <w:i w:val="false"/>
                 <w:b w:val="false"/>
                 <w:u w:val="none"/>
-                <w:sz w:val="24"/>
-                <w:szCs w:val="24"/>
-                <w:color w:val="000000"/>
-              </w:rPr>
-            </w:pPr>
-            <w:r>
-              <w:rPr>
-                <w:rFonts w:ascii="Times New Roman" w:hAnsi="Times New Roman" w:eastAsia="Times New Roman" w:cs="Times New Roman"/>
-                <w:i w:val="false"/>
-                <w:b w:val="false"/>
-                <w:u w:val="none"/>
+                <w:strike w:val="false"/>
+                <w:sz w:val="24"/>
+                <w:szCs w:val="24"/>
+                <w:color w:val="000000"/>
+              </w:rPr>
+            </w:pPr>
+            <w:r>
+              <w:rPr>
+                <w:rFonts w:ascii="Times New Roman" w:hAnsi="Times New Roman" w:eastAsia="Times New Roman" w:cs="Times New Roman"/>
+                <w:i w:val="false"/>
+                <w:b w:val="false"/>
+                <w:u w:val="none"/>
+                <w:strike w:val="false"/>
                 <w:sz w:val="24"/>
                 <w:szCs w:val="24"/>
                 <w:color w:val="000000"/>
@@ -1194,17 +1231,19 @@
                 <w:i w:val="false"/>
                 <w:b w:val="false"/>
                 <w:u w:val="none"/>
-                <w:sz w:val="24"/>
-                <w:szCs w:val="24"/>
-                <w:color w:val="000000"/>
-              </w:rPr>
-            </w:pPr>
-            <w:r>
-              <w:rPr>
-                <w:rFonts w:ascii="Times New Roman" w:hAnsi="Times New Roman" w:eastAsia="Times New Roman" w:cs="Times New Roman"/>
-                <w:i w:val="false"/>
-                <w:b w:val="false"/>
-                <w:u w:val="none"/>
+                <w:strike w:val="false"/>
+                <w:sz w:val="24"/>
+                <w:szCs w:val="24"/>
+                <w:color w:val="000000"/>
+              </w:rPr>
+            </w:pPr>
+            <w:r>
+              <w:rPr>
+                <w:rFonts w:ascii="Times New Roman" w:hAnsi="Times New Roman" w:eastAsia="Times New Roman" w:cs="Times New Roman"/>
+                <w:i w:val="false"/>
+                <w:b w:val="false"/>
+                <w:u w:val="none"/>
+                <w:strike w:val="false"/>
                 <w:sz w:val="24"/>
                 <w:szCs w:val="24"/>
                 <w:color w:val="000000"/>
@@ -1247,17 +1286,19 @@
                 <w:i w:val="false"/>
                 <w:b w:val="false"/>
                 <w:u w:val="none"/>
-                <w:sz w:val="24"/>
-                <w:szCs w:val="24"/>
-                <w:color w:val="000000"/>
-              </w:rPr>
-            </w:pPr>
-            <w:r>
-              <w:rPr>
-                <w:rFonts w:ascii="Times New Roman" w:hAnsi="Times New Roman" w:eastAsia="Times New Roman" w:cs="Times New Roman"/>
-                <w:i w:val="false"/>
-                <w:b w:val="false"/>
-                <w:u w:val="none"/>
+                <w:strike w:val="false"/>
+                <w:sz w:val="24"/>
+                <w:szCs w:val="24"/>
+                <w:color w:val="000000"/>
+              </w:rPr>
+            </w:pPr>
+            <w:r>
+              <w:rPr>
+                <w:rFonts w:ascii="Times New Roman" w:hAnsi="Times New Roman" w:eastAsia="Times New Roman" w:cs="Times New Roman"/>
+                <w:i w:val="false"/>
+                <w:b w:val="false"/>
+                <w:u w:val="none"/>
+                <w:strike w:val="false"/>
                 <w:sz w:val="24"/>
                 <w:szCs w:val="24"/>
                 <w:color w:val="000000"/>
@@ -1300,17 +1341,19 @@
                 <w:i w:val="false"/>
                 <w:b w:val="false"/>
                 <w:u w:val="none"/>
-                <w:sz w:val="24"/>
-                <w:szCs w:val="24"/>
-                <w:color w:val="000000"/>
-              </w:rPr>
-            </w:pPr>
-            <w:r>
-              <w:rPr>
-                <w:rFonts w:ascii="Times New Roman" w:hAnsi="Times New Roman" w:eastAsia="Times New Roman" w:cs="Times New Roman"/>
-                <w:i w:val="false"/>
-                <w:b w:val="false"/>
-                <w:u w:val="none"/>
+                <w:strike w:val="false"/>
+                <w:sz w:val="24"/>
+                <w:szCs w:val="24"/>
+                <w:color w:val="000000"/>
+              </w:rPr>
+            </w:pPr>
+            <w:r>
+              <w:rPr>
+                <w:rFonts w:ascii="Times New Roman" w:hAnsi="Times New Roman" w:eastAsia="Times New Roman" w:cs="Times New Roman"/>
+                <w:i w:val="false"/>
+                <w:b w:val="false"/>
+                <w:u w:val="none"/>
+                <w:strike w:val="false"/>
                 <w:sz w:val="24"/>
                 <w:szCs w:val="24"/>
                 <w:color w:val="000000"/>
@@ -1353,17 +1396,19 @@
                 <w:i w:val="false"/>
                 <w:b w:val="false"/>
                 <w:u w:val="none"/>
-                <w:sz w:val="24"/>
-                <w:szCs w:val="24"/>
-                <w:color w:val="000000"/>
-              </w:rPr>
-            </w:pPr>
-            <w:r>
-              <w:rPr>
-                <w:rFonts w:ascii="Times New Roman" w:hAnsi="Times New Roman" w:eastAsia="Times New Roman" w:cs="Times New Roman"/>
-                <w:i w:val="false"/>
-                <w:b w:val="false"/>
-                <w:u w:val="none"/>
+                <w:strike w:val="false"/>
+                <w:sz w:val="24"/>
+                <w:szCs w:val="24"/>
+                <w:color w:val="000000"/>
+              </w:rPr>
+            </w:pPr>
+            <w:r>
+              <w:rPr>
+                <w:rFonts w:ascii="Times New Roman" w:hAnsi="Times New Roman" w:eastAsia="Times New Roman" w:cs="Times New Roman"/>
+                <w:i w:val="false"/>
+                <w:b w:val="false"/>
+                <w:u w:val="none"/>
+                <w:strike w:val="false"/>
                 <w:sz w:val="24"/>
                 <w:szCs w:val="24"/>
                 <w:color w:val="000000"/>
@@ -1377,7 +1422,6 @@
         <w:trPr>
           <w:trHeight w:val="360" w:hRule="auto"/>
         </w:trPr>
-        body5
         <w:tc>
           <w:tcPr>
             <w:tcBorders>
@@ -1412,17 +1456,19 @@
                 <w:i w:val="false"/>
                 <w:b w:val="false"/>
                 <w:u w:val="none"/>
-                <w:sz w:val="24"/>
-                <w:szCs w:val="24"/>
-                <w:color w:val="000000"/>
-              </w:rPr>
-            </w:pPr>
-            <w:r>
-              <w:rPr>
-                <w:rFonts w:ascii="Times New Roman" w:hAnsi="Times New Roman" w:eastAsia="Times New Roman" w:cs="Times New Roman"/>
-                <w:i w:val="false"/>
-                <w:b w:val="false"/>
-                <w:u w:val="none"/>
+                <w:strike w:val="false"/>
+                <w:sz w:val="24"/>
+                <w:szCs w:val="24"/>
+                <w:color w:val="000000"/>
+              </w:rPr>
+            </w:pPr>
+            <w:r>
+              <w:rPr>
+                <w:rFonts w:ascii="Times New Roman" w:hAnsi="Times New Roman" w:eastAsia="Times New Roman" w:cs="Times New Roman"/>
+                <w:i w:val="false"/>
+                <w:b w:val="false"/>
+                <w:u w:val="none"/>
+                <w:strike w:val="false"/>
                 <w:sz w:val="24"/>
                 <w:szCs w:val="24"/>
                 <w:color w:val="000000"/>
@@ -1465,17 +1511,19 @@
                 <w:i w:val="false"/>
                 <w:b w:val="false"/>
                 <w:u w:val="none"/>
-                <w:sz w:val="24"/>
-                <w:szCs w:val="24"/>
-                <w:color w:val="000000"/>
-              </w:rPr>
-            </w:pPr>
-            <w:r>
-              <w:rPr>
-                <w:rFonts w:ascii="Times New Roman" w:hAnsi="Times New Roman" w:eastAsia="Times New Roman" w:cs="Times New Roman"/>
-                <w:i w:val="false"/>
-                <w:b w:val="false"/>
-                <w:u w:val="none"/>
+                <w:strike w:val="false"/>
+                <w:sz w:val="24"/>
+                <w:szCs w:val="24"/>
+                <w:color w:val="000000"/>
+              </w:rPr>
+            </w:pPr>
+            <w:r>
+              <w:rPr>
+                <w:rFonts w:ascii="Times New Roman" w:hAnsi="Times New Roman" w:eastAsia="Times New Roman" w:cs="Times New Roman"/>
+                <w:i w:val="false"/>
+                <w:b w:val="false"/>
+                <w:u w:val="none"/>
+                <w:strike w:val="false"/>
                 <w:sz w:val="24"/>
                 <w:szCs w:val="24"/>
                 <w:color w:val="000000"/>
@@ -1518,17 +1566,19 @@
                 <w:i w:val="false"/>
                 <w:b w:val="false"/>
                 <w:u w:val="none"/>
-                <w:sz w:val="24"/>
-                <w:szCs w:val="24"/>
-                <w:color w:val="000000"/>
-              </w:rPr>
-            </w:pPr>
-            <w:r>
-              <w:rPr>
-                <w:rFonts w:ascii="Times New Roman" w:hAnsi="Times New Roman" w:eastAsia="Times New Roman" w:cs="Times New Roman"/>
-                <w:i w:val="false"/>
-                <w:b w:val="false"/>
-                <w:u w:val="none"/>
+                <w:strike w:val="false"/>
+                <w:sz w:val="24"/>
+                <w:szCs w:val="24"/>
+                <w:color w:val="000000"/>
+              </w:rPr>
+            </w:pPr>
+            <w:r>
+              <w:rPr>
+                <w:rFonts w:ascii="Times New Roman" w:hAnsi="Times New Roman" w:eastAsia="Times New Roman" w:cs="Times New Roman"/>
+                <w:i w:val="false"/>
+                <w:b w:val="false"/>
+                <w:u w:val="none"/>
+                <w:strike w:val="false"/>
                 <w:sz w:val="24"/>
                 <w:szCs w:val="24"/>
                 <w:color w:val="000000"/>
@@ -1571,17 +1621,19 @@
                 <w:i w:val="false"/>
                 <w:b w:val="false"/>
                 <w:u w:val="none"/>
-                <w:sz w:val="24"/>
-                <w:szCs w:val="24"/>
-                <w:color w:val="000000"/>
-              </w:rPr>
-            </w:pPr>
-            <w:r>
-              <w:rPr>
-                <w:rFonts w:ascii="Times New Roman" w:hAnsi="Times New Roman" w:eastAsia="Times New Roman" w:cs="Times New Roman"/>
-                <w:i w:val="false"/>
-                <w:b w:val="false"/>
-                <w:u w:val="none"/>
+                <w:strike w:val="false"/>
+                <w:sz w:val="24"/>
+                <w:szCs w:val="24"/>
+                <w:color w:val="000000"/>
+              </w:rPr>
+            </w:pPr>
+            <w:r>
+              <w:rPr>
+                <w:rFonts w:ascii="Times New Roman" w:hAnsi="Times New Roman" w:eastAsia="Times New Roman" w:cs="Times New Roman"/>
+                <w:i w:val="false"/>
+                <w:b w:val="false"/>
+                <w:u w:val="none"/>
+                <w:strike w:val="false"/>
                 <w:sz w:val="24"/>
                 <w:szCs w:val="24"/>
                 <w:color w:val="000000"/>
@@ -1624,17 +1676,19 @@
                 <w:i w:val="false"/>
                 <w:b w:val="false"/>
                 <w:u w:val="none"/>
-                <w:sz w:val="24"/>
-                <w:szCs w:val="24"/>
-                <w:color w:val="000000"/>
-              </w:rPr>
-            </w:pPr>
-            <w:r>
-              <w:rPr>
-                <w:rFonts w:ascii="Times New Roman" w:hAnsi="Times New Roman" w:eastAsia="Times New Roman" w:cs="Times New Roman"/>
-                <w:i w:val="false"/>
-                <w:b w:val="false"/>
-                <w:u w:val="none"/>
+                <w:strike w:val="false"/>
+                <w:sz w:val="24"/>
+                <w:szCs w:val="24"/>
+                <w:color w:val="000000"/>
+              </w:rPr>
+            </w:pPr>
+            <w:r>
+              <w:rPr>
+                <w:rFonts w:ascii="Times New Roman" w:hAnsi="Times New Roman" w:eastAsia="Times New Roman" w:cs="Times New Roman"/>
+                <w:i w:val="false"/>
+                <w:b w:val="false"/>
+                <w:u w:val="none"/>
+                <w:strike w:val="false"/>
                 <w:sz w:val="24"/>
                 <w:szCs w:val="24"/>
                 <w:color w:val="000000"/>
@@ -1648,7 +1702,6 @@
         <w:trPr>
           <w:trHeight w:val="360" w:hRule="auto"/>
         </w:trPr>
-        body6
         <w:tc>
           <w:tcPr>
             <w:tcBorders>
@@ -1683,17 +1736,19 @@
                 <w:i w:val="false"/>
                 <w:b w:val="false"/>
                 <w:u w:val="none"/>
-                <w:sz w:val="24"/>
-                <w:szCs w:val="24"/>
-                <w:color w:val="000000"/>
-              </w:rPr>
-            </w:pPr>
-            <w:r>
-              <w:rPr>
-                <w:rFonts w:ascii="Times New Roman" w:hAnsi="Times New Roman" w:eastAsia="Times New Roman" w:cs="Times New Roman"/>
-                <w:i w:val="false"/>
-                <w:b w:val="false"/>
-                <w:u w:val="none"/>
+                <w:strike w:val="false"/>
+                <w:sz w:val="24"/>
+                <w:szCs w:val="24"/>
+                <w:color w:val="000000"/>
+              </w:rPr>
+            </w:pPr>
+            <w:r>
+              <w:rPr>
+                <w:rFonts w:ascii="Times New Roman" w:hAnsi="Times New Roman" w:eastAsia="Times New Roman" w:cs="Times New Roman"/>
+                <w:i w:val="false"/>
+                <w:b w:val="false"/>
+                <w:u w:val="none"/>
+                <w:strike w:val="false"/>
                 <w:sz w:val="24"/>
                 <w:szCs w:val="24"/>
                 <w:color w:val="000000"/>
@@ -1736,17 +1791,19 @@
                 <w:i w:val="false"/>
                 <w:b w:val="false"/>
                 <w:u w:val="none"/>
-                <w:sz w:val="24"/>
-                <w:szCs w:val="24"/>
-                <w:color w:val="000000"/>
-              </w:rPr>
-            </w:pPr>
-            <w:r>
-              <w:rPr>
-                <w:rFonts w:ascii="Times New Roman" w:hAnsi="Times New Roman" w:eastAsia="Times New Roman" w:cs="Times New Roman"/>
-                <w:i w:val="false"/>
-                <w:b w:val="false"/>
-                <w:u w:val="none"/>
+                <w:strike w:val="false"/>
+                <w:sz w:val="24"/>
+                <w:szCs w:val="24"/>
+                <w:color w:val="000000"/>
+              </w:rPr>
+            </w:pPr>
+            <w:r>
+              <w:rPr>
+                <w:rFonts w:ascii="Times New Roman" w:hAnsi="Times New Roman" w:eastAsia="Times New Roman" w:cs="Times New Roman"/>
+                <w:i w:val="false"/>
+                <w:b w:val="false"/>
+                <w:u w:val="none"/>
+                <w:strike w:val="false"/>
                 <w:sz w:val="24"/>
                 <w:szCs w:val="24"/>
                 <w:color w:val="000000"/>
@@ -1789,17 +1846,19 @@
                 <w:i w:val="false"/>
                 <w:b w:val="false"/>
                 <w:u w:val="none"/>
-                <w:sz w:val="24"/>
-                <w:szCs w:val="24"/>
-                <w:color w:val="000000"/>
-              </w:rPr>
-            </w:pPr>
-            <w:r>
-              <w:rPr>
-                <w:rFonts w:ascii="Times New Roman" w:hAnsi="Times New Roman" w:eastAsia="Times New Roman" w:cs="Times New Roman"/>
-                <w:i w:val="false"/>
-                <w:b w:val="false"/>
-                <w:u w:val="none"/>
+                <w:strike w:val="false"/>
+                <w:sz w:val="24"/>
+                <w:szCs w:val="24"/>
+                <w:color w:val="000000"/>
+              </w:rPr>
+            </w:pPr>
+            <w:r>
+              <w:rPr>
+                <w:rFonts w:ascii="Times New Roman" w:hAnsi="Times New Roman" w:eastAsia="Times New Roman" w:cs="Times New Roman"/>
+                <w:i w:val="false"/>
+                <w:b w:val="false"/>
+                <w:u w:val="none"/>
+                <w:strike w:val="false"/>
                 <w:sz w:val="24"/>
                 <w:szCs w:val="24"/>
                 <w:color w:val="000000"/>
@@ -1842,17 +1901,19 @@
                 <w:i w:val="false"/>
                 <w:b w:val="false"/>
                 <w:u w:val="none"/>
-                <w:sz w:val="24"/>
-                <w:szCs w:val="24"/>
-                <w:color w:val="000000"/>
-              </w:rPr>
-            </w:pPr>
-            <w:r>
-              <w:rPr>
-                <w:rFonts w:ascii="Times New Roman" w:hAnsi="Times New Roman" w:eastAsia="Times New Roman" w:cs="Times New Roman"/>
-                <w:i w:val="false"/>
-                <w:b w:val="false"/>
-                <w:u w:val="none"/>
+                <w:strike w:val="false"/>
+                <w:sz w:val="24"/>
+                <w:szCs w:val="24"/>
+                <w:color w:val="000000"/>
+              </w:rPr>
+            </w:pPr>
+            <w:r>
+              <w:rPr>
+                <w:rFonts w:ascii="Times New Roman" w:hAnsi="Times New Roman" w:eastAsia="Times New Roman" w:cs="Times New Roman"/>
+                <w:i w:val="false"/>
+                <w:b w:val="false"/>
+                <w:u w:val="none"/>
+                <w:strike w:val="false"/>
                 <w:sz w:val="24"/>
                 <w:szCs w:val="24"/>
                 <w:color w:val="000000"/>
@@ -1895,17 +1956,19 @@
                 <w:i w:val="false"/>
                 <w:b w:val="false"/>
                 <w:u w:val="none"/>
-                <w:sz w:val="24"/>
-                <w:szCs w:val="24"/>
-                <w:color w:val="000000"/>
-              </w:rPr>
-            </w:pPr>
-            <w:r>
-              <w:rPr>
-                <w:rFonts w:ascii="Times New Roman" w:hAnsi="Times New Roman" w:eastAsia="Times New Roman" w:cs="Times New Roman"/>
-                <w:i w:val="false"/>
-                <w:b w:val="false"/>
-                <w:u w:val="none"/>
+                <w:strike w:val="false"/>
+                <w:sz w:val="24"/>
+                <w:szCs w:val="24"/>
+                <w:color w:val="000000"/>
+              </w:rPr>
+            </w:pPr>
+            <w:r>
+              <w:rPr>
+                <w:rFonts w:ascii="Times New Roman" w:hAnsi="Times New Roman" w:eastAsia="Times New Roman" w:cs="Times New Roman"/>
+                <w:i w:val="false"/>
+                <w:b w:val="false"/>
+                <w:u w:val="none"/>
+                <w:strike w:val="false"/>
                 <w:sz w:val="24"/>
                 <w:szCs w:val="24"/>
                 <w:color w:val="000000"/>
@@ -1919,7 +1982,6 @@
         <w:trPr>
           <w:trHeight w:val="360" w:hRule="auto"/>
         </w:trPr>
-        body7
         <w:tc>
           <w:tcPr>
             <w:tcBorders>
@@ -1954,17 +2016,19 @@
                 <w:i w:val="false"/>
                 <w:b w:val="false"/>
                 <w:u w:val="none"/>
-                <w:sz w:val="24"/>
-                <w:szCs w:val="24"/>
-                <w:color w:val="000000"/>
-              </w:rPr>
-            </w:pPr>
-            <w:r>
-              <w:rPr>
-                <w:rFonts w:ascii="Times New Roman" w:hAnsi="Times New Roman" w:eastAsia="Times New Roman" w:cs="Times New Roman"/>
-                <w:i w:val="false"/>
-                <w:b w:val="false"/>
-                <w:u w:val="none"/>
+                <w:strike w:val="false"/>
+                <w:sz w:val="24"/>
+                <w:szCs w:val="24"/>
+                <w:color w:val="000000"/>
+              </w:rPr>
+            </w:pPr>
+            <w:r>
+              <w:rPr>
+                <w:rFonts w:ascii="Times New Roman" w:hAnsi="Times New Roman" w:eastAsia="Times New Roman" w:cs="Times New Roman"/>
+                <w:i w:val="false"/>
+                <w:b w:val="false"/>
+                <w:u w:val="none"/>
+                <w:strike w:val="false"/>
                 <w:sz w:val="24"/>
                 <w:szCs w:val="24"/>
                 <w:color w:val="000000"/>
@@ -2007,17 +2071,19 @@
                 <w:i w:val="false"/>
                 <w:b w:val="false"/>
                 <w:u w:val="none"/>
-                <w:sz w:val="24"/>
-                <w:szCs w:val="24"/>
-                <w:color w:val="000000"/>
-              </w:rPr>
-            </w:pPr>
-            <w:r>
-              <w:rPr>
-                <w:rFonts w:ascii="Times New Roman" w:hAnsi="Times New Roman" w:eastAsia="Times New Roman" w:cs="Times New Roman"/>
-                <w:i w:val="false"/>
-                <w:b w:val="false"/>
-                <w:u w:val="none"/>
+                <w:strike w:val="false"/>
+                <w:sz w:val="24"/>
+                <w:szCs w:val="24"/>
+                <w:color w:val="000000"/>
+              </w:rPr>
+            </w:pPr>
+            <w:r>
+              <w:rPr>
+                <w:rFonts w:ascii="Times New Roman" w:hAnsi="Times New Roman" w:eastAsia="Times New Roman" w:cs="Times New Roman"/>
+                <w:i w:val="false"/>
+                <w:b w:val="false"/>
+                <w:u w:val="none"/>
+                <w:strike w:val="false"/>
                 <w:sz w:val="24"/>
                 <w:szCs w:val="24"/>
                 <w:color w:val="000000"/>
@@ -2060,17 +2126,19 @@
                 <w:i w:val="false"/>
                 <w:b w:val="false"/>
                 <w:u w:val="none"/>
-                <w:sz w:val="24"/>
-                <w:szCs w:val="24"/>
-                <w:color w:val="000000"/>
-              </w:rPr>
-            </w:pPr>
-            <w:r>
-              <w:rPr>
-                <w:rFonts w:ascii="Times New Roman" w:hAnsi="Times New Roman" w:eastAsia="Times New Roman" w:cs="Times New Roman"/>
-                <w:i w:val="false"/>
-                <w:b w:val="false"/>
-                <w:u w:val="none"/>
+                <w:strike w:val="false"/>
+                <w:sz w:val="24"/>
+                <w:szCs w:val="24"/>
+                <w:color w:val="000000"/>
+              </w:rPr>
+            </w:pPr>
+            <w:r>
+              <w:rPr>
+                <w:rFonts w:ascii="Times New Roman" w:hAnsi="Times New Roman" w:eastAsia="Times New Roman" w:cs="Times New Roman"/>
+                <w:i w:val="false"/>
+                <w:b w:val="false"/>
+                <w:u w:val="none"/>
+                <w:strike w:val="false"/>
                 <w:sz w:val="24"/>
                 <w:szCs w:val="24"/>
                 <w:color w:val="000000"/>
@@ -2113,17 +2181,19 @@
                 <w:i w:val="false"/>
                 <w:b w:val="false"/>
                 <w:u w:val="none"/>
-                <w:sz w:val="24"/>
-                <w:szCs w:val="24"/>
-                <w:color w:val="000000"/>
-              </w:rPr>
-            </w:pPr>
-            <w:r>
-              <w:rPr>
-                <w:rFonts w:ascii="Times New Roman" w:hAnsi="Times New Roman" w:eastAsia="Times New Roman" w:cs="Times New Roman"/>
-                <w:i w:val="false"/>
-                <w:b w:val="false"/>
-                <w:u w:val="none"/>
+                <w:strike w:val="false"/>
+                <w:sz w:val="24"/>
+                <w:szCs w:val="24"/>
+                <w:color w:val="000000"/>
+              </w:rPr>
+            </w:pPr>
+            <w:r>
+              <w:rPr>
+                <w:rFonts w:ascii="Times New Roman" w:hAnsi="Times New Roman" w:eastAsia="Times New Roman" w:cs="Times New Roman"/>
+                <w:i w:val="false"/>
+                <w:b w:val="false"/>
+                <w:u w:val="none"/>
+                <w:strike w:val="false"/>
                 <w:sz w:val="24"/>
                 <w:szCs w:val="24"/>
                 <w:color w:val="000000"/>
@@ -2166,17 +2236,19 @@
                 <w:i w:val="false"/>
                 <w:b w:val="false"/>
                 <w:u w:val="none"/>
-                <w:sz w:val="24"/>
-                <w:szCs w:val="24"/>
-                <w:color w:val="000000"/>
-              </w:rPr>
-            </w:pPr>
-            <w:r>
-              <w:rPr>
-                <w:rFonts w:ascii="Times New Roman" w:hAnsi="Times New Roman" w:eastAsia="Times New Roman" w:cs="Times New Roman"/>
-                <w:i w:val="false"/>
-                <w:b w:val="false"/>
-                <w:u w:val="none"/>
+                <w:strike w:val="false"/>
+                <w:sz w:val="24"/>
+                <w:szCs w:val="24"/>
+                <w:color w:val="000000"/>
+              </w:rPr>
+            </w:pPr>
+            <w:r>
+              <w:rPr>
+                <w:rFonts w:ascii="Times New Roman" w:hAnsi="Times New Roman" w:eastAsia="Times New Roman" w:cs="Times New Roman"/>
+                <w:i w:val="false"/>
+                <w:b w:val="false"/>
+                <w:u w:val="none"/>
+                <w:strike w:val="false"/>
                 <w:sz w:val="24"/>
                 <w:szCs w:val="24"/>
                 <w:color w:val="000000"/>
@@ -2190,7 +2262,6 @@
         <w:trPr>
           <w:trHeight w:val="360" w:hRule="auto"/>
         </w:trPr>
-        body8
         <w:tc>
           <w:tcPr>
             <w:tcBorders>
@@ -2225,17 +2296,19 @@
                 <w:i w:val="false"/>
                 <w:b w:val="false"/>
                 <w:u w:val="none"/>
-                <w:sz w:val="24"/>
-                <w:szCs w:val="24"/>
-                <w:color w:val="000000"/>
-              </w:rPr>
-            </w:pPr>
-            <w:r>
-              <w:rPr>
-                <w:rFonts w:ascii="Times New Roman" w:hAnsi="Times New Roman" w:eastAsia="Times New Roman" w:cs="Times New Roman"/>
-                <w:i w:val="false"/>
-                <w:b w:val="false"/>
-                <w:u w:val="none"/>
+                <w:strike w:val="false"/>
+                <w:sz w:val="24"/>
+                <w:szCs w:val="24"/>
+                <w:color w:val="000000"/>
+              </w:rPr>
+            </w:pPr>
+            <w:r>
+              <w:rPr>
+                <w:rFonts w:ascii="Times New Roman" w:hAnsi="Times New Roman" w:eastAsia="Times New Roman" w:cs="Times New Roman"/>
+                <w:i w:val="false"/>
+                <w:b w:val="false"/>
+                <w:u w:val="none"/>
+                <w:strike w:val="false"/>
                 <w:sz w:val="24"/>
                 <w:szCs w:val="24"/>
                 <w:color w:val="000000"/>
@@ -2278,17 +2351,19 @@
                 <w:i w:val="false"/>
                 <w:b w:val="false"/>
                 <w:u w:val="none"/>
-                <w:sz w:val="24"/>
-                <w:szCs w:val="24"/>
-                <w:color w:val="000000"/>
-              </w:rPr>
-            </w:pPr>
-            <w:r>
-              <w:rPr>
-                <w:rFonts w:ascii="Times New Roman" w:hAnsi="Times New Roman" w:eastAsia="Times New Roman" w:cs="Times New Roman"/>
-                <w:i w:val="false"/>
-                <w:b w:val="false"/>
-                <w:u w:val="none"/>
+                <w:strike w:val="false"/>
+                <w:sz w:val="24"/>
+                <w:szCs w:val="24"/>
+                <w:color w:val="000000"/>
+              </w:rPr>
+            </w:pPr>
+            <w:r>
+              <w:rPr>
+                <w:rFonts w:ascii="Times New Roman" w:hAnsi="Times New Roman" w:eastAsia="Times New Roman" w:cs="Times New Roman"/>
+                <w:i w:val="false"/>
+                <w:b w:val="false"/>
+                <w:u w:val="none"/>
+                <w:strike w:val="false"/>
                 <w:sz w:val="24"/>
                 <w:szCs w:val="24"/>
                 <w:color w:val="000000"/>
@@ -2331,17 +2406,19 @@
                 <w:i w:val="false"/>
                 <w:b w:val="false"/>
                 <w:u w:val="none"/>
-                <w:sz w:val="24"/>
-                <w:szCs w:val="24"/>
-                <w:color w:val="000000"/>
-              </w:rPr>
-            </w:pPr>
-            <w:r>
-              <w:rPr>
-                <w:rFonts w:ascii="Times New Roman" w:hAnsi="Times New Roman" w:eastAsia="Times New Roman" w:cs="Times New Roman"/>
-                <w:i w:val="false"/>
-                <w:b w:val="false"/>
-                <w:u w:val="none"/>
+                <w:strike w:val="false"/>
+                <w:sz w:val="24"/>
+                <w:szCs w:val="24"/>
+                <w:color w:val="000000"/>
+              </w:rPr>
+            </w:pPr>
+            <w:r>
+              <w:rPr>
+                <w:rFonts w:ascii="Times New Roman" w:hAnsi="Times New Roman" w:eastAsia="Times New Roman" w:cs="Times New Roman"/>
+                <w:i w:val="false"/>
+                <w:b w:val="false"/>
+                <w:u w:val="none"/>
+                <w:strike w:val="false"/>
                 <w:sz w:val="24"/>
                 <w:szCs w:val="24"/>
                 <w:color w:val="000000"/>
@@ -2384,17 +2461,19 @@
                 <w:i w:val="false"/>
                 <w:b w:val="false"/>
                 <w:u w:val="none"/>
-                <w:sz w:val="24"/>
-                <w:szCs w:val="24"/>
-                <w:color w:val="000000"/>
-              </w:rPr>
-            </w:pPr>
-            <w:r>
-              <w:rPr>
-                <w:rFonts w:ascii="Times New Roman" w:hAnsi="Times New Roman" w:eastAsia="Times New Roman" w:cs="Times New Roman"/>
-                <w:i w:val="false"/>
-                <w:b w:val="false"/>
-                <w:u w:val="none"/>
+                <w:strike w:val="false"/>
+                <w:sz w:val="24"/>
+                <w:szCs w:val="24"/>
+                <w:color w:val="000000"/>
+              </w:rPr>
+            </w:pPr>
+            <w:r>
+              <w:rPr>
+                <w:rFonts w:ascii="Times New Roman" w:hAnsi="Times New Roman" w:eastAsia="Times New Roman" w:cs="Times New Roman"/>
+                <w:i w:val="false"/>
+                <w:b w:val="false"/>
+                <w:u w:val="none"/>
+                <w:strike w:val="false"/>
                 <w:sz w:val="24"/>
                 <w:szCs w:val="24"/>
                 <w:color w:val="000000"/>
@@ -2437,17 +2516,19 @@
                 <w:i w:val="false"/>
                 <w:b w:val="false"/>
                 <w:u w:val="none"/>
-                <w:sz w:val="24"/>
-                <w:szCs w:val="24"/>
-                <w:color w:val="000000"/>
-              </w:rPr>
-            </w:pPr>
-            <w:r>
-              <w:rPr>
-                <w:rFonts w:ascii="Times New Roman" w:hAnsi="Times New Roman" w:eastAsia="Times New Roman" w:cs="Times New Roman"/>
-                <w:i w:val="false"/>
-                <w:b w:val="false"/>
-                <w:u w:val="none"/>
+                <w:strike w:val="false"/>
+                <w:sz w:val="24"/>
+                <w:szCs w:val="24"/>
+                <w:color w:val="000000"/>
+              </w:rPr>
+            </w:pPr>
+            <w:r>
+              <w:rPr>
+                <w:rFonts w:ascii="Times New Roman" w:hAnsi="Times New Roman" w:eastAsia="Times New Roman" w:cs="Times New Roman"/>
+                <w:i w:val="false"/>
+                <w:b w:val="false"/>
+                <w:u w:val="none"/>
+                <w:strike w:val="false"/>
                 <w:sz w:val="24"/>
                 <w:szCs w:val="24"/>
                 <w:color w:val="000000"/>
@@ -2458,9 +2539,9 @@
         </w:tc>
       </w:tr>
     </w:tbl>
-    <w:sectPr w:officer="true">
-      <w:pgMar w:header="720" w:bottom="1440" w:top="1440" w:right="1440" w:left="1440" w:footer="720" w:gutter="720"/>
-      <w:pgSz w:h="16848" w:w="11952" w:orient="portrait"/>
+    <w:sectPr>
+      <w:pgMar w:header="708" w:bottom="1417" w:top="1417" w:right="1417" w:left="1417" w:footer="708" w:gutter="0"/>
+      <w:pgSz w:h="16838" w:w="11906" w:orient="portrait"/>
       <w:type w:val="continuous"/>
       <w:cols/>
     </w:sectPr>
